--- a/Term_02/ENGL 1102-01 English Composition 2 - AY2027-T1/Assignments/Unit3_Assignment.docx
+++ b/Term_02/ENGL 1102-01 English Composition 2 - AY2027-T1/Assignments/Unit3_Assignment.docx
@@ -286,8 +286,19 @@
           <w:i w:val="0"/>
           <w:sz w:val="24"/>
         </w:rPr>
-        <w:t>(5), 185. https://doi.org/10.3390/computers14050185</w:t>
+        <w:t xml:space="preserve">(5), 185. </w:t>
       </w:r>
+      <w:hyperlink r:id="rId9">
+        <w:r>
+          <w:rPr>
+            <w:rFonts w:ascii="Times New Roman" w:hAnsi="Times New Roman"/>
+            <w:sz w:val="24"/>
+            <w:color w:val="0563C1"/>
+            <w:u w:val="single"/>
+          </w:rPr>
+          <w:t>https://doi.org/10.3390/computers14050185</w:t>
+        </w:r>
+      </w:hyperlink>
     </w:p>
     <w:p>
       <w:pPr>
@@ -318,8 +329,19 @@
           <w:i w:val="0"/>
           <w:sz w:val="24"/>
         </w:rPr>
-        <w:t>. https://doi.org/10.1007/s10758-026-09998-z</w:t>
+        <w:t xml:space="preserve">. </w:t>
       </w:r>
+      <w:hyperlink r:id="rId10">
+        <w:r>
+          <w:rPr>
+            <w:rFonts w:ascii="Times New Roman" w:hAnsi="Times New Roman"/>
+            <w:sz w:val="24"/>
+            <w:color w:val="0563C1"/>
+            <w:u w:val="single"/>
+          </w:rPr>
+          <w:t>https://doi.org/10.1007/s10758-026-09998-z</w:t>
+        </w:r>
+      </w:hyperlink>
     </w:p>
     <w:p>
       <w:pPr>
@@ -368,8 +390,19 @@
           <w:i w:val="0"/>
           <w:sz w:val="24"/>
         </w:rPr>
-        <w:t>(3), 154. https://doi.org/10.3390/computers15030154</w:t>
+        <w:t xml:space="preserve">(3), 154. </w:t>
       </w:r>
+      <w:hyperlink r:id="rId11">
+        <w:r>
+          <w:rPr>
+            <w:rFonts w:ascii="Times New Roman" w:hAnsi="Times New Roman"/>
+            <w:sz w:val="24"/>
+            <w:color w:val="0563C1"/>
+            <w:u w:val="single"/>
+          </w:rPr>
+          <w:t>https://doi.org/10.3390/computers15030154</w:t>
+        </w:r>
+      </w:hyperlink>
     </w:p>
     <w:p>
       <w:pPr>
@@ -400,8 +433,19 @@
           <w:i w:val="0"/>
           <w:sz w:val="24"/>
         </w:rPr>
-        <w:t xml:space="preserve"> (pp. 1–23). Association for Computing Machinery. https://doi.org/10.1145/3544548.3580919</w:t>
+        <w:t xml:space="preserve"> (pp. 1–23). Association for Computing Machinery. </w:t>
       </w:r>
+      <w:hyperlink r:id="rId12">
+        <w:r>
+          <w:rPr>
+            <w:rFonts w:ascii="Times New Roman" w:hAnsi="Times New Roman"/>
+            <w:sz w:val="24"/>
+            <w:color w:val="0563C1"/>
+            <w:u w:val="single"/>
+          </w:rPr>
+          <w:t>https://doi.org/10.1145/3544548.3580919</w:t>
+        </w:r>
+      </w:hyperlink>
     </w:p>
     <w:p>
       <w:pPr>
@@ -450,8 +494,19 @@
           <w:i w:val="0"/>
           <w:sz w:val="24"/>
         </w:rPr>
-        <w:t>(1), 1–31. https://doi.org/10.1145/3617367</w:t>
+        <w:t xml:space="preserve">(1), 1–31. </w:t>
       </w:r>
+      <w:hyperlink r:id="rId13">
+        <w:r>
+          <w:rPr>
+            <w:rFonts w:ascii="Times New Roman" w:hAnsi="Times New Roman"/>
+            <w:sz w:val="24"/>
+            <w:color w:val="0563C1"/>
+            <w:u w:val="single"/>
+          </w:rPr>
+          <w:t>https://doi.org/10.1145/3617367</w:t>
+        </w:r>
+      </w:hyperlink>
     </w:p>
     <w:p>
       <w:pPr>
@@ -482,8 +537,19 @@
           <w:i w:val="0"/>
           <w:sz w:val="24"/>
         </w:rPr>
-        <w:t>. https://libguides.libraries.wsu.edu/litreview/analysis</w:t>
+        <w:t xml:space="preserve">. </w:t>
       </w:r>
+      <w:hyperlink r:id="rId14">
+        <w:r>
+          <w:rPr>
+            <w:rFonts w:ascii="Times New Roman" w:hAnsi="Times New Roman"/>
+            <w:sz w:val="24"/>
+            <w:color w:val="0563C1"/>
+            <w:u w:val="single"/>
+          </w:rPr>
+          <w:t>https://libguides.libraries.wsu.edu/litreview/analysis</w:t>
+        </w:r>
+      </w:hyperlink>
     </w:p>
     <w:sectPr>
       <w:pgSz w:w="12240" w:h="15840"/>

--- a/Term_02/ENGL 1102-01 English Composition 2 - AY2027-T1/Assignments/Unit3_Assignment.docx
+++ b/Term_02/ENGL 1102-01 English Composition 2 - AY2027-T1/Assignments/Unit3_Assignment.docx
@@ -217,7 +217,7 @@
           <w:i w:val="0"/>
           <w:sz w:val="24"/>
         </w:rPr>
-        <w:t>That gap is worth naming directly. A Washington State University Libraries guide on analyzing literature (Washington State University Libraries, n.d.) frames evidence synthesis as identifying “patterns, trends, inconsistencies, and gaps” across studies, not just listing what each found. Applying that lens here shows the gap isn't a lack of measurement, since each source measures something different, but that none follows students beyond their own study or course period to test independent performance after sustained AI use. My plan: recruit a new cohort, split into comparable AI-assisted and non-AI groups while controlling for prior programming experience, then run a delayed concept-check at semester's end with no AI available, on problems never seen paired with an AI suggestion. If the advantage persists there, it would support short-term gains translating into durable learning; if it disappears, it would suggest faster completion doesn't guarantee lasting understanding.</w:t>
+        <w:t>That gap is worth naming directly. A Washington State University Libraries guide on analyzing literature (Washington State University Libraries, n.d.) frames evidence synthesis as identifying “patterns, trends, inconsistencies, and gaps” across studies, not just listing what each found. Applying that lens here shows the gap isn't a lack of measurement, since each source measures something different, but that none follows students beyond their own study or course period to test independent performance after sustained AI use. My plan: recruit a new cohort, split into comparable AI-assisted and non-AI groups after matching participants on baseline programming background, then run a delayed concept-check at semester's end with no AI available, on problems never seen paired with an AI suggestion. If the advantage persists there, it would support short-term gains translating into durable learning; if it disappears, it would suggest faster completion doesn't guarantee lasting understanding.</w:t>
       </w:r>
     </w:p>
     <w:p>
